--- a/Docs/DDD.docx
+++ b/Docs/DDD.docx
@@ -10474,6 +10474,69 @@
       </w:pPr>
       <w:r>
         <w:t xml:space="preserve">Diseño UX/flujos de usuario.</w:t>
+      </w:r>
+    </w:p>
+    <w:p>
+      <w:r>
+        <w:rPr>
+          <w:b/>
+          <w:bCs/>
+        </w:rPr>
+        <w:t xml:space="preserve">Adenda Fases 50–51 (anexada automáticamente — ver Docs/ADENDA-dominio-fases-50-51.md)</w:t>
+      </w:r>
+    </w:p>
+    <w:p>
+      <w:r>
+        <w:t xml:space="preserve">T · Naturaleza de la deuda/crédito. Al registrar el elemento se declara su naturaleza:</w:t>
+      </w:r>
+    </w:p>
+    <w:p>
+      <w:r>
+        <w:t xml:space="preserve">FINANCIERA — un crédito o préstamo real: hipotecario, crédito de consumo, saldo de tarjeta, un préstamo entre personas que se espera devolver como obligación.</w:t>
+      </w:r>
+    </w:p>
+    <w:p>
+      <w:r>
+        <w:t xml:space="preserve">CUSTODIA_INFORMAL — dinero que solo pasa por las cuentas del usuario y nunca fue suyo: un tercero le transfiere un monto para que le compre algo. El neto patrimonial se comporta igual que una deuda (el dinero recibido no es patrimonio propio), pero no es una obligación financiera: se "salda" entregando lo comprado, no pagando.</w:t>
+      </w:r>
+    </w:p>
+    <w:p>
+      <w:r>
+        <w:t xml:space="preserve">naturaleza es un atributo del comando RegistrarElementoPatrimonial cuando la categoría funcional es DEUDA o CREDITO (obligatorio para esas categorías, por defecto FINANCIERA; no aplica al resto). Se distingue desde el comando —y no mediante un flag interno de presentación— siguiendo el mismo criterio que CondonarDeuda vs DeclararIncobrable: si mañana se necesita tratamiento legal/contable diferenciado (p. ej. no informar la custodia como deuda del usuario), la distinción ya está en el modelo. No genera comando nuevo, no dispara políticas sobre el patrimonio y no altera el cálculo del valor vigente ni del estado operativo.</w:t>
+      </w:r>
+    </w:p>
+    <w:p>
+      <w:r>
+        <w:t xml:space="preserve">En la fila RegistrarElementoPatrimonial de la tabla de la Sección E, columna "Qué registra auditoría", añadir: "… + naturaleza (solo DEUDA/CREDITO)".</w:t>
+      </w:r>
+    </w:p>
+    <w:p>
+      <w:r>
+        <w:rPr>
+          <w:b/>
+          <w:bCs/>
+        </w:rPr>
+        <w:t xml:space="preserve">T · El saldo inicial de una cuenta es un hecho económico.</w:t>
+      </w:r>
+    </w:p>
+    <w:p>
+      <w:r>
+        <w:t xml:space="preserve">Cuando se registra un elemento de categoría LIQUIDEZ o RESERVA con un valorInicial &gt; 0, el comando RegistrarElementoPatrimonial crea —en la misma transacción— un EventoFinanciero de tipo SALDO_INICIAL y su ImpactoPatrimonial (+valorInicial, fecha = fecha_alta del elemento). El elemento nace con valor_vigente = 0 y el impacto lo lleva a su valor: así la reconstrucción histórica de estas cuentas queda 100 % basada en impactos.</w:t>
+      </w:r>
+    </w:p>
+    <w:p>
+      <w:r>
+        <w:t xml:space="preserve">SALDO_INICIAL no se genera para INVERSION ni ACTIVO (el valor de apertura de un inmueble o un fondo no es un ingreso). No es un comando disponible al usuario, no se puede anular ni corregir; para ajustar un saldo de apertura mal cargado se usa un Ajuste Patrimonial.</w:t>
+      </w:r>
+    </w:p>
+    <w:p>
+      <w:r>
+        <w:t xml:space="preserve">Lecturas: en resumen-financiero un SALDO_INICIAL suma a porMoneda.ingresos y al balance, y aparece como rubro propio "Saldo inicial". En el presupuesto NO cuenta como ingreso del período. patrimonio-individual y la reconstrucción histórica no cambian su resultado.</w:t>
+      </w:r>
+    </w:p>
+    <w:p>
+      <w:r>
+        <w:t xml:space="preserve">Reporte · transferencias visibles: resumen-financiero.movimientos ya no filtra TRANSFERENCIA/CONVERSION; se devuelven con efectoPropio (impacto neto sobre las cuentas propias del alcance, con signo) y NO contribuyen a porMoneda ni porRubro.</w:t>
       </w:r>
     </w:p>
     <w:sectPr>
